--- a/Business Analysis.docx
+++ b/Business Analysis.docx
@@ -2,36 +2,6 @@
 <file path=word/document.xml><?xml version="1.0" encoding="utf-8"?>
 <w:document xmlns:wpc="http://schemas.microsoft.com/office/word/2010/wordprocessingCanvas" xmlns:cx="http://schemas.microsoft.com/office/drawing/2014/chartex" xmlns:cx1="http://schemas.microsoft.com/office/drawing/2015/9/8/chartex" xmlns:cx2="http://schemas.microsoft.com/office/drawing/2015/10/21/chartex" xmlns:cx3="http://schemas.microsoft.com/office/drawing/2016/5/9/chartex" xmlns:cx4="http://schemas.microsoft.com/office/drawing/2016/5/10/chartex" xmlns:cx5="http://schemas.microsoft.com/office/drawing/2016/5/11/chartex" xmlns:cx6="http://schemas.microsoft.com/office/drawing/2016/5/12/chartex" xmlns:cx7="http://schemas.microsoft.com/office/drawing/2016/5/13/chartex" xmlns:cx8="http://schemas.microsoft.com/office/drawing/2016/5/14/chartex" xmlns:mc="http://schemas.openxmlformats.org/markup-compatibility/2006" xmlns:o="urn:schemas-microsoft-com:office:office" xmlns:r="http://schemas.openxmlformats.org/officeDocument/2006/relationships" xmlns:m="http://schemas.openxmlformats.org/officeDocument/2006/math" xmlns:v="urn:schemas-microsoft-com:vml" xmlns:wp14="http://schemas.microsoft.com/office/word/2010/wordprocessingDrawing" xmlns:wp="http://schemas.openxmlformats.org/drawingml/2006/wordprocessingDrawing" xmlns:w="http://schemas.openxmlformats.org/wordprocessingml/2006/main" xmlns:w14="http://schemas.microsoft.com/office/word/2010/wordml" xmlns:w10="urn:schemas-microsoft-com:office:word" xmlns:w15="http://schemas.microsoft.com/office/word/2012/wordml" xmlns:wpg="http://schemas.microsoft.com/office/word/2010/wordprocessingGroup" xmlns:wpi="http://schemas.microsoft.com/office/word/2010/wordprocessingInk" xmlns:wne="http://schemas.microsoft.com/office/word/2006/wordml" xmlns:wps="http://schemas.microsoft.com/office/word/2010/wordprocessingShape" xmlns:wpsCustomData="http://www.wps.cn/officeDocument/2013/wpsCustomData" mc:Ignorable="w14 w15 wp14">
   <w:body>
-    <w:p>
-      <w:pPr>
-        <w:numPr>
-          <w:ilvl w:val="0"/>
-          <w:numId w:val="1"/>
-        </w:numPr>
-        <w:rPr>
-          <w:rFonts w:hint="default"/>
-          <w:lang w:val="en-US"/>
-        </w:rPr>
-      </w:pPr>
-      <w:r>
-        <w:rPr>
-          <w:rFonts w:hint="default"/>
-          <w:lang w:val="en-US"/>
-        </w:rPr>
-        <w:t xml:space="preserve">Currently, only </w:t>
-      </w:r>
-    </w:p>
-    <w:p>
-      <w:pPr>
-        <w:numPr>
-          <w:numId w:val="0"/>
-        </w:numPr>
-        <w:rPr>
-          <w:rFonts w:hint="default"/>
-          <w:lang w:val="en-US"/>
-        </w:rPr>
-      </w:pPr>
-    </w:p>
     <w:p>
       <w:pPr>
         <w:numPr>
@@ -90,7 +60,7 @@
       <w:pPr>
         <w:numPr>
           <w:ilvl w:val="0"/>
-          <w:numId w:val="2"/>
+          <w:numId w:val="1"/>
         </w:numPr>
         <w:rPr>
           <w:rFonts w:hint="default"/>
@@ -109,7 +79,7 @@
       <w:pPr>
         <w:numPr>
           <w:ilvl w:val="0"/>
-          <w:numId w:val="2"/>
+          <w:numId w:val="1"/>
         </w:numPr>
         <w:rPr>
           <w:rFonts w:hint="default"/>
@@ -128,7 +98,7 @@
       <w:pPr>
         <w:numPr>
           <w:ilvl w:val="0"/>
-          <w:numId w:val="2"/>
+          <w:numId w:val="1"/>
         </w:numPr>
         <w:rPr>
           <w:rFonts w:hint="default"/>
@@ -201,28 +171,19 @@
       <w:pPr>
         <w:numPr>
           <w:ilvl w:val="0"/>
-          <w:numId w:val="3"/>
-        </w:numPr>
-        <w:rPr>
-          <w:rFonts w:hint="default"/>
-          <w:lang w:val="en-US"/>
-        </w:rPr>
-      </w:pPr>
-      <w:r>
-        <w:rPr>
-          <w:rFonts w:hint="default"/>
-          <w:lang w:val="en-US"/>
-        </w:rPr>
-        <w:t>Tạo 1 clip quảng cáo bằng AI, nội dung là câu chuyện khá quen thuộc và hấp dẫn, đó là: “Có 1 cặp nam nữ yêu nhau, xong lúc ch</w:t>
-      </w:r>
-      <w:bookmarkStart w:id="0" w:name="_GoBack"/>
-      <w:bookmarkEnd w:id="0"/>
-      <w:r>
-        <w:rPr>
-          <w:rFonts w:hint="default"/>
-          <w:lang w:val="en-US"/>
-        </w:rPr>
-        <w:t>uẩn bị đi date thì bạn nữ xà quần rồi nói KHÔNG BIẾT MẶC GÌ.. xong bạn nam mới ĐƯA APP RA chẳng hạn, rồi khúc sau show các outfit (+ghép nhạc ngầu ngầu đồ..) rồi cả 2 tung tăng đi chơi chẳng hạn..</w:t>
+          <w:numId w:val="2"/>
+        </w:numPr>
+        <w:rPr>
+          <w:rFonts w:hint="default"/>
+          <w:lang w:val="en-US"/>
+        </w:rPr>
+      </w:pPr>
+      <w:r>
+        <w:rPr>
+          <w:rFonts w:hint="default"/>
+          <w:lang w:val="en-US"/>
+        </w:rPr>
+        <w:t>Tạo 1 clip quảng cáo bằng AI, nội dung là câu chuyện khá quen thuộc và hấp dẫn, đó là: “Có 1 cặp nam nữ yêu nhau, xong lúc chuẩn bị đi date thì bạn nữ xà quần rồi nói KHÔNG BIẾT MẶC GÌ.. xong bạn nam mới ĐƯA APP RA chẳng hạn, rồi khúc sau show các outfit (+ghép nhạc ngầu ngầu đồ..) rồi cả 2 tung tăng đi chơi chẳng hạn..</w:t>
       </w:r>
     </w:p>
     <w:p>
@@ -284,7 +245,7 @@
       <w:pPr>
         <w:numPr>
           <w:ilvl w:val="0"/>
-          <w:numId w:val="4"/>
+          <w:numId w:val="3"/>
         </w:numPr>
         <w:rPr>
           <w:rFonts w:hint="default"/>
@@ -303,7 +264,7 @@
       <w:pPr>
         <w:numPr>
           <w:ilvl w:val="0"/>
-          <w:numId w:val="4"/>
+          <w:numId w:val="3"/>
         </w:numPr>
         <w:rPr>
           <w:rFonts w:hint="default"/>
@@ -322,16 +283,18 @@
       <w:pPr>
         <w:numPr>
           <w:ilvl w:val="0"/>
-          <w:numId w:val="4"/>
-        </w:numPr>
-        <w:rPr>
-          <w:rFonts w:hint="default"/>
-          <w:lang w:val="en-US"/>
-        </w:rPr>
-      </w:pPr>
-      <w:r>
-        <w:rPr>
-          <w:rFonts w:hint="default"/>
+          <w:numId w:val="3"/>
+        </w:numPr>
+        <w:rPr>
+          <w:rFonts w:hint="default"/>
+          <w:color w:val="00B050"/>
+          <w:lang w:val="en-US"/>
+        </w:rPr>
+      </w:pPr>
+      <w:r>
+        <w:rPr>
+          <w:rFonts w:hint="default"/>
+          <w:color w:val="00B050"/>
           <w:lang w:val="en-US"/>
         </w:rPr>
         <w:t>Which does each role (FE, BE, AI) need to implement?</w:t>
@@ -341,7 +304,7 @@
       <w:pPr>
         <w:numPr>
           <w:ilvl w:val="0"/>
-          <w:numId w:val="4"/>
+          <w:numId w:val="3"/>
         </w:numPr>
         <w:rPr>
           <w:rFonts w:hint="default"/>
@@ -418,6 +381,90 @@
       <w:pPr>
         <w:numPr>
           <w:ilvl w:val="0"/>
+          <w:numId w:val="4"/>
+        </w:numPr>
+        <w:rPr>
+          <w:rFonts w:hint="default"/>
+          <w:lang w:val="en-US"/>
+        </w:rPr>
+      </w:pPr>
+      <w:r>
+        <w:rPr>
+          <w:rFonts w:hint="default"/>
+          <w:lang w:val="en-US"/>
+        </w:rPr>
+        <w:t>Which workflow should I follow?</w:t>
+      </w:r>
+    </w:p>
+    <w:p>
+      <w:pPr>
+        <w:numPr>
+          <w:numId w:val="0"/>
+        </w:numPr>
+        <w:rPr>
+          <w:rFonts w:hint="default"/>
+          <w:lang w:val="en-US"/>
+        </w:rPr>
+      </w:pPr>
+    </w:p>
+    <w:p>
+      <w:pPr>
+        <w:numPr>
+          <w:numId w:val="0"/>
+        </w:numPr>
+        <w:pBdr>
+          <w:bottom w:val="single" w:color="auto" w:sz="4" w:space="0"/>
+        </w:pBdr>
+        <w:rPr>
+          <w:rFonts w:hint="default"/>
+          <w:lang w:val="en-US"/>
+        </w:rPr>
+      </w:pPr>
+    </w:p>
+    <w:p>
+      <w:pPr>
+        <w:numPr>
+          <w:numId w:val="0"/>
+        </w:numPr>
+        <w:rPr>
+          <w:rFonts w:hint="default"/>
+          <w:lang w:val="en-US"/>
+        </w:rPr>
+      </w:pPr>
+    </w:p>
+    <w:p>
+      <w:pPr>
+        <w:numPr>
+          <w:numId w:val="0"/>
+        </w:numPr>
+        <w:jc w:val="center"/>
+        <w:rPr>
+          <w:rFonts w:hint="default"/>
+          <w:b/>
+          <w:bCs/>
+          <w:color w:val="FF0000"/>
+          <w:sz w:val="32"/>
+          <w:szCs w:val="32"/>
+          <w:lang w:val="en-US"/>
+        </w:rPr>
+      </w:pPr>
+      <w:r>
+        <w:rPr>
+          <w:rFonts w:hint="default"/>
+          <w:b/>
+          <w:bCs/>
+          <w:color w:val="FF0000"/>
+          <w:sz w:val="32"/>
+          <w:szCs w:val="32"/>
+          <w:lang w:val="en-US"/>
+        </w:rPr>
+        <w:t>CHANGE LOG</w:t>
+      </w:r>
+    </w:p>
+    <w:p>
+      <w:pPr>
+        <w:numPr>
+          <w:ilvl w:val="0"/>
           <w:numId w:val="5"/>
         </w:numPr>
         <w:rPr>
@@ -430,8 +477,22 @@
           <w:rFonts w:hint="default"/>
           <w:lang w:val="en-US"/>
         </w:rPr>
-        <w:t>Which workflow should I follow?</w:t>
-      </w:r>
+        <w:t>Use PostgreSQL instead of MongoDB</w:t>
+      </w:r>
+    </w:p>
+    <w:p>
+      <w:pPr>
+        <w:numPr>
+          <w:ilvl w:val="0"/>
+          <w:numId w:val="5"/>
+        </w:numPr>
+        <w:rPr>
+          <w:rFonts w:hint="default"/>
+          <w:lang w:val="en-US"/>
+        </w:rPr>
+      </w:pPr>
+      <w:bookmarkStart w:id="0" w:name="_GoBack"/>
+      <w:bookmarkEnd w:id="0"/>
     </w:p>
     <w:p>
       <w:pPr>
@@ -505,9 +566,9 @@
     </w:lvl>
   </w:abstractNum>
   <w:abstractNum w:abstractNumId="4">
-    <w:nsid w:val="6337AE7B"/>
+    <w:nsid w:val="7B622625"/>
     <w:multiLevelType w:val="singleLevel"/>
-    <w:tmpl w:val="6337AE7B"/>
+    <w:tmpl w:val="7B622625"/>
     <w:lvl w:ilvl="0" w:tentative="0">
       <w:start w:val="1"/>
       <w:numFmt w:val="decimal"/>
@@ -517,19 +578,19 @@
     </w:lvl>
   </w:abstractNum>
   <w:num w:numId="1">
-    <w:abstractNumId w:val="4"/>
+    <w:abstractNumId w:val="3"/>
   </w:num>
   <w:num w:numId="2">
-    <w:abstractNumId w:val="3"/>
+    <w:abstractNumId w:val="0"/>
   </w:num>
   <w:num w:numId="3">
-    <w:abstractNumId w:val="0"/>
+    <w:abstractNumId w:val="1"/>
   </w:num>
   <w:num w:numId="4">
-    <w:abstractNumId w:val="1"/>
+    <w:abstractNumId w:val="2"/>
   </w:num>
   <w:num w:numId="5">
-    <w:abstractNumId w:val="2"/>
+    <w:abstractNumId w:val="4"/>
   </w:num>
 </w:numbering>
 </file>

--- a/Business Analysis.docx
+++ b/Business Analysis.docx
@@ -5,6 +5,7 @@
     <w:p>
       <w:pPr>
         <w:numPr>
+          <w:ilvl w:val="0"/>
           <w:numId w:val="0"/>
         </w:numPr>
         <w:pBdr>
@@ -19,17 +20,19 @@
     <w:p>
       <w:pPr>
         <w:numPr>
-          <w:numId w:val="0"/>
-        </w:numPr>
-        <w:rPr>
-          <w:rFonts w:hint="default"/>
-          <w:lang w:val="en-US"/>
-        </w:rPr>
-      </w:pPr>
-    </w:p>
-    <w:p>
-      <w:pPr>
-        <w:numPr>
+          <w:ilvl w:val="0"/>
+          <w:numId w:val="0"/>
+        </w:numPr>
+        <w:rPr>
+          <w:rFonts w:hint="default"/>
+          <w:lang w:val="en-US"/>
+        </w:rPr>
+      </w:pPr>
+    </w:p>
+    <w:p>
+      <w:pPr>
+        <w:numPr>
+          <w:ilvl w:val="0"/>
           <w:numId w:val="0"/>
         </w:numPr>
         <w:jc w:val="center"/>
@@ -116,6 +119,7 @@
     <w:p>
       <w:pPr>
         <w:numPr>
+          <w:ilvl w:val="0"/>
           <w:numId w:val="0"/>
         </w:numPr>
         <w:pBdr>
@@ -130,17 +134,19 @@
     <w:p>
       <w:pPr>
         <w:numPr>
-          <w:numId w:val="0"/>
-        </w:numPr>
-        <w:rPr>
-          <w:rFonts w:hint="default"/>
-          <w:lang w:val="en-US"/>
-        </w:rPr>
-      </w:pPr>
-    </w:p>
-    <w:p>
-      <w:pPr>
-        <w:numPr>
+          <w:ilvl w:val="0"/>
+          <w:numId w:val="0"/>
+        </w:numPr>
+        <w:rPr>
+          <w:rFonts w:hint="default"/>
+          <w:lang w:val="en-US"/>
+        </w:rPr>
+      </w:pPr>
+    </w:p>
+    <w:p>
+      <w:pPr>
+        <w:numPr>
+          <w:ilvl w:val="0"/>
           <w:numId w:val="0"/>
         </w:numPr>
         <w:jc w:val="center"/>
@@ -189,17 +195,19 @@
     <w:p>
       <w:pPr>
         <w:numPr>
-          <w:numId w:val="0"/>
-        </w:numPr>
-        <w:rPr>
-          <w:rFonts w:hint="default"/>
-          <w:lang w:val="en-US"/>
-        </w:rPr>
-      </w:pPr>
-    </w:p>
-    <w:p>
-      <w:pPr>
-        <w:numPr>
+          <w:ilvl w:val="0"/>
+          <w:numId w:val="0"/>
+        </w:numPr>
+        <w:rPr>
+          <w:rFonts w:hint="default"/>
+          <w:lang w:val="en-US"/>
+        </w:rPr>
+      </w:pPr>
+    </w:p>
+    <w:p>
+      <w:pPr>
+        <w:numPr>
+          <w:ilvl w:val="0"/>
           <w:numId w:val="0"/>
         </w:numPr>
         <w:pBdr>
@@ -214,6 +222,7 @@
     <w:p>
       <w:pPr>
         <w:numPr>
+          <w:ilvl w:val="0"/>
           <w:numId w:val="0"/>
         </w:numPr>
         <w:rPr>
@@ -362,79 +371,6 @@
       <w:pPr>
         <w:numPr>
           <w:ilvl w:val="0"/>
-          <w:numId w:val="0"/>
-        </w:numPr>
-        <w:rPr>
-          <w:rFonts w:hint="default"/>
-          <w:lang w:val="en-US"/>
-        </w:rPr>
-      </w:pPr>
-      <w:r>
-        <w:rPr>
-          <w:rFonts w:hint="default"/>
-          <w:lang w:val="en-US"/>
-        </w:rPr>
-        <w:t>Prepare before implementing the project 2</w:t>
-      </w:r>
-    </w:p>
-    <w:p>
-      <w:pPr>
-        <w:numPr>
-          <w:ilvl w:val="0"/>
-          <w:numId w:val="4"/>
-        </w:numPr>
-        <w:rPr>
-          <w:rFonts w:hint="default"/>
-          <w:lang w:val="en-US"/>
-        </w:rPr>
-      </w:pPr>
-      <w:r>
-        <w:rPr>
-          <w:rFonts w:hint="default"/>
-          <w:lang w:val="en-US"/>
-        </w:rPr>
-        <w:t>Which workflow should I follow?</w:t>
-      </w:r>
-    </w:p>
-    <w:p>
-      <w:pPr>
-        <w:numPr>
-          <w:numId w:val="0"/>
-        </w:numPr>
-        <w:rPr>
-          <w:rFonts w:hint="default"/>
-          <w:lang w:val="en-US"/>
-        </w:rPr>
-      </w:pPr>
-    </w:p>
-    <w:p>
-      <w:pPr>
-        <w:numPr>
-          <w:numId w:val="0"/>
-        </w:numPr>
-        <w:pBdr>
-          <w:bottom w:val="single" w:color="auto" w:sz="4" w:space="0"/>
-        </w:pBdr>
-        <w:rPr>
-          <w:rFonts w:hint="default"/>
-          <w:lang w:val="en-US"/>
-        </w:rPr>
-      </w:pPr>
-    </w:p>
-    <w:p>
-      <w:pPr>
-        <w:numPr>
-          <w:numId w:val="0"/>
-        </w:numPr>
-        <w:rPr>
-          <w:rFonts w:hint="default"/>
-          <w:lang w:val="en-US"/>
-        </w:rPr>
-      </w:pPr>
-    </w:p>
-    <w:p>
-      <w:pPr>
-        <w:numPr>
           <w:numId w:val="0"/>
         </w:numPr>
         <w:jc w:val="center"/>
@@ -458,45 +394,166 @@
           <w:szCs w:val="32"/>
           <w:lang w:val="en-US"/>
         </w:rPr>
+        <w:t>Prepare before implementing the project 2</w:t>
+      </w:r>
+    </w:p>
+    <w:p>
+      <w:pPr>
+        <w:numPr>
+          <w:ilvl w:val="0"/>
+          <w:numId w:val="4"/>
+        </w:numPr>
+        <w:rPr>
+          <w:rFonts w:hint="default"/>
+          <w:lang w:val="en-US"/>
+        </w:rPr>
+      </w:pPr>
+      <w:r>
+        <w:rPr>
+          <w:rFonts w:hint="default"/>
+          <w:lang w:val="en-US"/>
+        </w:rPr>
+        <w:t>Which workflow should I follow? (Giả lập workflow như đang đi làm ở công ty trong file Software_Company_Development_Workflow.md…)</w:t>
+      </w:r>
+    </w:p>
+    <w:p>
+      <w:pPr>
+        <w:numPr>
+          <w:ilvl w:val="0"/>
+          <w:numId w:val="4"/>
+        </w:numPr>
+        <w:rPr>
+          <w:rFonts w:hint="default"/>
+          <w:lang w:val="en-US"/>
+        </w:rPr>
+      </w:pPr>
+      <w:r>
+        <w:rPr>
+          <w:rFonts w:hint="default"/>
+          <w:lang w:val="en-US"/>
+        </w:rPr>
+        <w:t>The order of documens</w:t>
+      </w:r>
+    </w:p>
+    <w:p>
+      <w:pPr>
+        <w:numPr>
+          <w:ilvl w:val="0"/>
+          <w:numId w:val="4"/>
+        </w:numPr>
+        <w:rPr>
+          <w:rFonts w:hint="default"/>
+          <w:color w:val="FF0000"/>
+          <w:lang w:val="en-US"/>
+        </w:rPr>
+      </w:pPr>
+      <w:bookmarkStart w:id="0" w:name="_GoBack"/>
+      <w:r>
+        <w:rPr>
+          <w:rFonts w:hint="default"/>
+          <w:color w:val="FF0000"/>
+          <w:lang w:val="en-US"/>
+        </w:rPr>
+        <w:t>Design architecture professionally</w:t>
+      </w:r>
+    </w:p>
+    <w:bookmarkEnd w:id="0"/>
+    <w:p>
+      <w:pPr>
+        <w:numPr>
+          <w:ilvl w:val="0"/>
+          <w:numId w:val="4"/>
+        </w:numPr>
+        <w:rPr>
+          <w:rFonts w:hint="default"/>
+          <w:lang w:val="en-US"/>
+        </w:rPr>
+      </w:pPr>
+    </w:p>
+    <w:p>
+      <w:pPr>
+        <w:numPr>
+          <w:ilvl w:val="0"/>
+          <w:numId w:val="0"/>
+        </w:numPr>
+        <w:rPr>
+          <w:rFonts w:hint="default"/>
+          <w:lang w:val="en-US"/>
+        </w:rPr>
+      </w:pPr>
+    </w:p>
+    <w:p>
+      <w:pPr>
+        <w:numPr>
+          <w:ilvl w:val="0"/>
+          <w:numId w:val="0"/>
+        </w:numPr>
+        <w:pBdr>
+          <w:bottom w:val="single" w:color="auto" w:sz="4" w:space="0"/>
+        </w:pBdr>
+        <w:rPr>
+          <w:rFonts w:hint="default"/>
+          <w:lang w:val="en-US"/>
+        </w:rPr>
+      </w:pPr>
+    </w:p>
+    <w:p>
+      <w:pPr>
+        <w:numPr>
+          <w:ilvl w:val="0"/>
+          <w:numId w:val="0"/>
+        </w:numPr>
+        <w:rPr>
+          <w:rFonts w:hint="default"/>
+          <w:lang w:val="en-US"/>
+        </w:rPr>
+      </w:pPr>
+    </w:p>
+    <w:p>
+      <w:pPr>
+        <w:numPr>
+          <w:ilvl w:val="0"/>
+          <w:numId w:val="0"/>
+        </w:numPr>
+        <w:jc w:val="center"/>
+        <w:rPr>
+          <w:rFonts w:hint="default"/>
+          <w:b/>
+          <w:bCs/>
+          <w:color w:val="FF0000"/>
+          <w:sz w:val="32"/>
+          <w:szCs w:val="32"/>
+          <w:lang w:val="en-US"/>
+        </w:rPr>
+      </w:pPr>
+      <w:r>
+        <w:rPr>
+          <w:rFonts w:hint="default"/>
+          <w:b/>
+          <w:bCs/>
+          <w:color w:val="FF0000"/>
+          <w:sz w:val="32"/>
+          <w:szCs w:val="32"/>
+          <w:lang w:val="en-US"/>
+        </w:rPr>
         <w:t>CHANGE LOG</w:t>
       </w:r>
     </w:p>
     <w:p>
       <w:pPr>
         <w:numPr>
-          <w:ilvl w:val="0"/>
-          <w:numId w:val="5"/>
-        </w:numPr>
-        <w:rPr>
-          <w:rFonts w:hint="default"/>
-          <w:lang w:val="en-US"/>
-        </w:rPr>
-      </w:pPr>
-      <w:r>
-        <w:rPr>
-          <w:rFonts w:hint="default"/>
-          <w:lang w:val="en-US"/>
-        </w:rPr>
-        <w:t>Use PostgreSQL instead of MongoDB</w:t>
-      </w:r>
-    </w:p>
-    <w:p>
-      <w:pPr>
-        <w:numPr>
-          <w:ilvl w:val="0"/>
-          <w:numId w:val="5"/>
-        </w:numPr>
-        <w:rPr>
-          <w:rFonts w:hint="default"/>
-          <w:lang w:val="en-US"/>
-        </w:rPr>
-      </w:pPr>
-      <w:bookmarkStart w:id="0" w:name="_GoBack"/>
-      <w:bookmarkEnd w:id="0"/>
-    </w:p>
-    <w:p>
-      <w:pPr>
-        <w:numPr>
+          <w:numId w:val="0"/>
+        </w:numPr>
+        <w:rPr>
+          <w:rFonts w:hint="default"/>
+          <w:lang w:val="en-US"/>
+        </w:rPr>
+      </w:pPr>
+    </w:p>
+    <w:p>
+      <w:pPr>
+        <w:numPr>
+          <w:ilvl w:val="0"/>
           <w:numId w:val="0"/>
         </w:numPr>
         <w:rPr>
@@ -565,18 +622,6 @@
       <w:lvlJc w:val="left"/>
     </w:lvl>
   </w:abstractNum>
-  <w:abstractNum w:abstractNumId="4">
-    <w:nsid w:val="7B622625"/>
-    <w:multiLevelType w:val="singleLevel"/>
-    <w:tmpl w:val="7B622625"/>
-    <w:lvl w:ilvl="0" w:tentative="0">
-      <w:start w:val="1"/>
-      <w:numFmt w:val="decimal"/>
-      <w:suff w:val="space"/>
-      <w:lvlText w:val="%1."/>
-      <w:lvlJc w:val="left"/>
-    </w:lvl>
-  </w:abstractNum>
   <w:num w:numId="1">
     <w:abstractNumId w:val="3"/>
   </w:num>
@@ -588,9 +633,6 @@
   </w:num>
   <w:num w:numId="4">
     <w:abstractNumId w:val="2"/>
-  </w:num>
-  <w:num w:numId="5">
-    <w:abstractNumId w:val="4"/>
   </w:num>
 </w:numbering>
 </file>

--- a/Business Analysis.docx
+++ b/Business Analysis.docx
@@ -447,7 +447,6 @@
           <w:lang w:val="en-US"/>
         </w:rPr>
       </w:pPr>
-      <w:bookmarkStart w:id="0" w:name="_GoBack"/>
       <w:r>
         <w:rPr>
           <w:rFonts w:hint="default"/>
@@ -457,7 +456,6 @@
         <w:t>Design architecture professionally</w:t>
       </w:r>
     </w:p>
-    <w:bookmarkEnd w:id="0"/>
     <w:p>
       <w:pPr>
         <w:numPr>
@@ -542,20 +540,316 @@
     <w:p>
       <w:pPr>
         <w:numPr>
-          <w:numId w:val="0"/>
-        </w:numPr>
-        <w:rPr>
-          <w:rFonts w:hint="default"/>
-          <w:lang w:val="en-US"/>
-        </w:rPr>
-      </w:pPr>
-    </w:p>
-    <w:p>
-      <w:pPr>
-        <w:numPr>
-          <w:ilvl w:val="0"/>
-          <w:numId w:val="0"/>
-        </w:numPr>
+          <w:ilvl w:val="0"/>
+          <w:numId w:val="0"/>
+        </w:numPr>
+        <w:pBdr>
+          <w:bottom w:val="single" w:color="auto" w:sz="4" w:space="0"/>
+        </w:pBdr>
+        <w:rPr>
+          <w:rFonts w:hint="default"/>
+          <w:lang w:val="en-US"/>
+        </w:rPr>
+      </w:pPr>
+    </w:p>
+    <w:p>
+      <w:pPr>
+        <w:numPr>
+          <w:ilvl w:val="0"/>
+          <w:numId w:val="0"/>
+        </w:numPr>
+        <w:rPr>
+          <w:rFonts w:hint="default"/>
+          <w:lang w:val="en-US"/>
+        </w:rPr>
+      </w:pPr>
+    </w:p>
+    <w:p>
+      <w:pPr>
+        <w:numPr>
+          <w:ilvl w:val="0"/>
+          <w:numId w:val="0"/>
+        </w:numPr>
+        <w:rPr>
+          <w:rFonts w:hint="default"/>
+          <w:lang w:val="en-US"/>
+        </w:rPr>
+      </w:pPr>
+    </w:p>
+    <w:p>
+      <w:pPr>
+        <w:numPr>
+          <w:ilvl w:val="0"/>
+          <w:numId w:val="0"/>
+        </w:numPr>
+        <w:rPr>
+          <w:rFonts w:hint="default"/>
+          <w:lang w:val="en-US"/>
+        </w:rPr>
+      </w:pPr>
+    </w:p>
+    <w:p>
+      <w:pPr>
+        <w:numPr>
+          <w:ilvl w:val="0"/>
+          <w:numId w:val="0"/>
+        </w:numPr>
+        <w:rPr>
+          <w:rFonts w:hint="default"/>
+          <w:lang w:val="en-US"/>
+        </w:rPr>
+      </w:pPr>
+    </w:p>
+    <w:p>
+      <w:pPr>
+        <w:numPr>
+          <w:ilvl w:val="0"/>
+          <w:numId w:val="0"/>
+        </w:numPr>
+        <w:rPr>
+          <w:rFonts w:hint="default"/>
+          <w:lang w:val="en-US"/>
+        </w:rPr>
+      </w:pPr>
+    </w:p>
+    <w:p>
+      <w:pPr>
+        <w:numPr>
+          <w:ilvl w:val="0"/>
+          <w:numId w:val="0"/>
+        </w:numPr>
+        <w:rPr>
+          <w:rFonts w:hint="default"/>
+          <w:lang w:val="en-US"/>
+        </w:rPr>
+      </w:pPr>
+    </w:p>
+    <w:p>
+      <w:pPr>
+        <w:numPr>
+          <w:ilvl w:val="0"/>
+          <w:numId w:val="0"/>
+        </w:numPr>
+        <w:rPr>
+          <w:rFonts w:hint="default"/>
+          <w:lang w:val="en-US"/>
+        </w:rPr>
+      </w:pPr>
+    </w:p>
+    <w:p>
+      <w:pPr>
+        <w:numPr>
+          <w:ilvl w:val="0"/>
+          <w:numId w:val="0"/>
+        </w:numPr>
+        <w:rPr>
+          <w:rFonts w:hint="default"/>
+          <w:lang w:val="en-US"/>
+        </w:rPr>
+      </w:pPr>
+    </w:p>
+    <w:p>
+      <w:pPr>
+        <w:numPr>
+          <w:ilvl w:val="0"/>
+          <w:numId w:val="0"/>
+        </w:numPr>
+        <w:rPr>
+          <w:rFonts w:hint="default"/>
+          <w:lang w:val="en-US"/>
+        </w:rPr>
+      </w:pPr>
+    </w:p>
+    <w:p>
+      <w:pPr>
+        <w:numPr>
+          <w:ilvl w:val="0"/>
+          <w:numId w:val="0"/>
+        </w:numPr>
+        <w:rPr>
+          <w:rFonts w:hint="default"/>
+          <w:lang w:val="en-US"/>
+        </w:rPr>
+      </w:pPr>
+    </w:p>
+    <w:p>
+      <w:pPr>
+        <w:numPr>
+          <w:ilvl w:val="0"/>
+          <w:numId w:val="0"/>
+        </w:numPr>
+        <w:rPr>
+          <w:rFonts w:hint="default"/>
+          <w:lang w:val="en-US"/>
+        </w:rPr>
+      </w:pPr>
+    </w:p>
+    <w:p>
+      <w:pPr>
+        <w:numPr>
+          <w:ilvl w:val="0"/>
+          <w:numId w:val="0"/>
+        </w:numPr>
+        <w:rPr>
+          <w:rFonts w:hint="default"/>
+          <w:lang w:val="en-US"/>
+        </w:rPr>
+      </w:pPr>
+    </w:p>
+    <w:p>
+      <w:pPr>
+        <w:numPr>
+          <w:ilvl w:val="0"/>
+          <w:numId w:val="0"/>
+        </w:numPr>
+        <w:rPr>
+          <w:rFonts w:hint="default"/>
+          <w:lang w:val="en-US"/>
+        </w:rPr>
+      </w:pPr>
+    </w:p>
+    <w:p>
+      <w:pPr>
+        <w:numPr>
+          <w:ilvl w:val="0"/>
+          <w:numId w:val="0"/>
+        </w:numPr>
+        <w:rPr>
+          <w:rFonts w:hint="default"/>
+          <w:lang w:val="en-US"/>
+        </w:rPr>
+      </w:pPr>
+    </w:p>
+    <w:p>
+      <w:pPr>
+        <w:numPr>
+          <w:ilvl w:val="0"/>
+          <w:numId w:val="0"/>
+        </w:numPr>
+        <w:rPr>
+          <w:rFonts w:hint="default"/>
+          <w:lang w:val="en-US"/>
+        </w:rPr>
+      </w:pPr>
+    </w:p>
+    <w:p>
+      <w:pPr>
+        <w:numPr>
+          <w:ilvl w:val="0"/>
+          <w:numId w:val="0"/>
+        </w:numPr>
+        <w:rPr>
+          <w:rFonts w:hint="default"/>
+          <w:lang w:val="en-US"/>
+        </w:rPr>
+      </w:pPr>
+    </w:p>
+    <w:p>
+      <w:pPr>
+        <w:numPr>
+          <w:ilvl w:val="0"/>
+          <w:numId w:val="0"/>
+        </w:numPr>
+        <w:rPr>
+          <w:rFonts w:hint="default"/>
+          <w:lang w:val="en-US"/>
+        </w:rPr>
+      </w:pPr>
+    </w:p>
+    <w:p>
+      <w:pPr>
+        <w:numPr>
+          <w:ilvl w:val="0"/>
+          <w:numId w:val="0"/>
+        </w:numPr>
+        <w:jc w:val="center"/>
+        <w:rPr>
+          <w:rFonts w:hint="default"/>
+          <w:b/>
+          <w:bCs/>
+          <w:color w:val="FF0000"/>
+          <w:sz w:val="32"/>
+          <w:szCs w:val="32"/>
+          <w:lang w:val="en-US"/>
+        </w:rPr>
+      </w:pPr>
+      <w:r>
+        <w:rPr>
+          <w:rFonts w:hint="default"/>
+          <w:b/>
+          <w:bCs/>
+          <w:color w:val="FF0000"/>
+          <w:sz w:val="32"/>
+          <w:szCs w:val="32"/>
+          <w:lang w:val="en-US"/>
+        </w:rPr>
+        <w:t>QUESTIONS BEFORE IMPLEMENTING</w:t>
+      </w:r>
+    </w:p>
+    <w:p>
+      <w:pPr>
+        <w:numPr>
+          <w:ilvl w:val="0"/>
+          <w:numId w:val="5"/>
+        </w:numPr>
+        <w:rPr>
+          <w:rFonts w:hint="default"/>
+          <w:lang w:val="en-US"/>
+        </w:rPr>
+      </w:pPr>
+      <w:r>
+        <w:rPr>
+          <w:rFonts w:hint="default"/>
+          <w:lang w:val="en-US"/>
+        </w:rPr>
+        <w:t>Lúc trước tôi vibe coding, nên t toàn kêu AI model đọc codebase cũng như các file yêu cầu, nghiệp vụ.. để hiểu rõ context rồi sau đó triển khai 1 cách ồ ạt. Điều này dẫn đến ưu điểm là nhanh, nhưng nhược điểm là tôi sẽ không nắm được chi tiết từng bước triển khai (giống như developer code tay vậy, khi code tay thì sẽ hiểu rõ chi tiết flow mình triển khai hơn..). Ví dụ ở dự án FoodDelivery, t sẽ kêu AI model triển khai mỗi lần là 1 module luôn, vì thế nhược điểm là thí dụ module đó có 5 user story, thì t sẽ không hiểu flow cũng như thứ tự của 5 user story đó, nếu sau này đi làm công ty  thì khả năng cao là tôi sẽ được phân công mỗi ticket là 1 user story, vì thế tôi sẽ dễ bị confuse và không có kinh nghiệm thực tế.. Nên ở dự án CapsuleAI này, t muốn triển khai từng User story, nghĩa là t sẽ triển khai US 1 rồi mới sang US 2. Tuy nhiên t chưa có kinh nghiệp code tay, nên t muốn AI model sẽ đọc codebase cũng như tất cả những docs trong codebase như file yêu cầu, kiến trúc… (nói chung là đọc toàn bộ codebase và các file liên quan để hiểu rõ context..), sau khi đã hiểu rõ context rồi thì kêu AI model tạo 1 hay các file .md để t đọc mà hiểu t sẽ triển khai những gì như là tóm tắt những thứ t cần triển khai cho Sprint đó như là Nghiệp vụ nào, business rule ra sao, code triển khai ra sao, set up những thứ liên quan nào, Just-in-Time Detailed Design như nào.. (nói chung là hướng dẫn từ A-Z toàn bộ những thứ cần triển khai cho các User story của Sprint đó. Phần code triển khai hay set up này kia thì kêu AI model đừng triển khai thực sự, mà hãy viết hướng dẫn triển khai vào file hướng dẫn để t đọc mà triển khai bằng tay để nâng cao kĩ năng code tay.. Còn phần Testing thì cũng kêu AI model viết sẵn toàn bộ những thứ liên quan tới testing của các User story trong sprint đó luôn, tuy nhiên code của các file testing thì nên viết vào các file .md chỉ dẫn chứ đừng code trực tiếp vào các file .java, t đọc rồi triển khai xong user story nào thì sẽ đọc các code testing này mà triển khai qua các file .java cho testing. Tóm lại là AI model sẽ viết toàn bộ code từ triển khai đến testing luôn, nhưng viết nó vào các file .md hay gì đó để t đọc mà triển khai bằng tay lại vào các file production để nâng cao tay nghề, AI model không được code trực tiếp vào các file .java này kia</w:t>
+      </w:r>
+      <w:bookmarkStart w:id="0" w:name="_GoBack"/>
+      <w:bookmarkEnd w:id="0"/>
+      <w:r>
+        <w:rPr>
+          <w:rFonts w:hint="default"/>
+          <w:lang w:val="en-US"/>
+        </w:rPr>
+        <w:t>), hướng dẫn triển khai theo từng User story trong Sprint đó (thí dụ US1 sẽ liên quan nghiệp vụ nào, business rule nào, usecase nào,.. nói chung là tất cả những thứ liên quan tới từng user story đó, y chang như 1 developer muốn triển khai 1 user story phải đọc tất cả các file liên quan để hiểu rõ user story đó rồi mới triển khai vậy, nếu sót 1 yêu cầu nào thì phải code lại thì không tốt..). Bạn coi mỗi user story mình tạo riêng 1 file .md để trình bày hướng dẫn triển khai cũng như các nghiệp vụ, business rule vào đó cho dễ theo dõi hợp lý không, nếu hợp lý thì làm theo cách này..</w:t>
+      </w:r>
+    </w:p>
+    <w:p>
+      <w:pPr>
+        <w:numPr>
+          <w:numId w:val="0"/>
+        </w:numPr>
+        <w:rPr>
+          <w:rFonts w:hint="default"/>
+          <w:lang w:val="en-US"/>
+        </w:rPr>
+      </w:pPr>
+    </w:p>
+    <w:p>
+      <w:pPr>
+        <w:numPr>
+          <w:ilvl w:val="0"/>
+          <w:numId w:val="5"/>
+        </w:numPr>
+        <w:rPr>
+          <w:rFonts w:hint="default"/>
+          <w:lang w:val="en-US"/>
+        </w:rPr>
+      </w:pPr>
+      <w:r>
+        <w:rPr>
+          <w:rFonts w:hint="default"/>
+          <w:lang w:val="en-US"/>
+        </w:rPr>
+        <w:t xml:space="preserve">Vì hiện tại có quá nhiều file docs nên t không muốn đọc hết trước khi triển khai 1 sprint nào đó vì sẽ rất tốn thời gian. Nên t muôn kêu AI model đọc codebase và các file docs liên quan cho Sprint đó, rồi tóm tắt những nghiệp vụ cho các User story trong Sprint đó để t đọc cho nhanh và tiện lợi mà không cần phải mở các file rồi đọc tùm lum mất thời gian. Tuy nhiên, t vẫn muốn AI model tham chiếu những thông tin trong các file tóm tắt này để có gì t mở các file gốc ra mà đối chiếu cho lẹ. </w:t>
+      </w:r>
+    </w:p>
+    <w:p>
+      <w:pPr>
+        <w:numPr>
+          <w:numId w:val="0"/>
+        </w:numPr>
+        <w:ind w:leftChars="0"/>
         <w:rPr>
           <w:rFonts w:hint="default"/>
           <w:lang w:val="en-US"/>
@@ -622,6 +916,18 @@
       <w:lvlJc w:val="left"/>
     </w:lvl>
   </w:abstractNum>
+  <w:abstractNum w:abstractNumId="4">
+    <w:nsid w:val="64804117"/>
+    <w:multiLevelType w:val="singleLevel"/>
+    <w:tmpl w:val="64804117"/>
+    <w:lvl w:ilvl="0" w:tentative="0">
+      <w:start w:val="1"/>
+      <w:numFmt w:val="decimal"/>
+      <w:suff w:val="space"/>
+      <w:lvlText w:val="%1."/>
+      <w:lvlJc w:val="left"/>
+    </w:lvl>
+  </w:abstractNum>
   <w:num w:numId="1">
     <w:abstractNumId w:val="3"/>
   </w:num>
@@ -634,6 +940,9 @@
   <w:num w:numId="4">
     <w:abstractNumId w:val="2"/>
   </w:num>
+  <w:num w:numId="5">
+    <w:abstractNumId w:val="4"/>
+  </w:num>
 </w:numbering>
 </file>
 
@@ -642,7 +951,7 @@
   <w:docDefaults>
     <w:rPrDefault>
       <w:rPr>
-        <w:rFonts w:asciiTheme="minorHAnsi" w:hAnsiTheme="minorHAnsi" w:eastAsiaTheme="minorEastAsia" w:cstheme="minorBidi"/>
+        <w:rFonts w:ascii="Times New Roman" w:hAnsi="Times New Roman" w:eastAsia="SimSun" w:cs="Times New Roman"/>
       </w:rPr>
     </w:rPrDefault>
     <w:pPrDefault/>
